--- a/report/definicion_de_tema.docx
+++ b/report/definicion_de_tema.docx
@@ -268,7 +268,7 @@
         <w:pStyle w:val="Compact"/>
       </w:pPr>
       <w:r>
-        <w:t xml:space="preserve">Pipeline y referencia clásica. Conversión DICOM a NIfTI con cálculo de SUV normalizado por peso, remuestreo isotrópico a 3 mm, ventaneo de tejido blando (−200 a 300 HU), recorte del cuerpo y parches de 96³ vóxeles con muestreo sesgado a lesiones. Como punto de comparación se evalúa con las mismas métricas un método clásico del curso: umbral SUV ≥ 2,5, apertura morfológica y exclusión anatómica.</w:t>
+        <w:t xml:space="preserve">Pipeline y referencia clásica. Conversión DICOM a NIfTI con cálculo de SUV normalizado por peso, remuestreo isotrópico a 3 mm, ventaneo de tejido blando (−200 a 300 HU), recorte del cuerpo y parches de 96³ vóxeles con muestreo sesgado a lesiones. Como punto de comparación se evalúa con las mismas métricas un método clásico del curso: umbral SUV ≥ 2,5, apertura morfológica y exclusión anatómica de órganos fisiológicos.</w:t>
       </w:r>
     </w:p>
     <w:p>
@@ -304,7 +304,7 @@
         <w:pStyle w:val="Compact"/>
       </w:pPr>
       <w:r>
-        <w:t xml:space="preserve">Evaluación comparativa. Dice, Hausdorff al percentil 95, FPV y FNV por estudio con el script oficial de autoPET; FPV desglosado por órgano (miocardio, riñones y vía urinaria, hígado, bazo, intestino, hueso, músculo) mediante máscaras anatómicas derivadas del CT; error absoluto en MTV y SUVmax por paciente; intervalos de confianza por bootstrap y análisis cualitativo de casos.</w:t>
+        <w:t xml:space="preserve">Evaluación comparativa. Dice, Hausdorff al percentil 95, FPV y FNV por estudio con el script oficial de autoPET; FPV desglosado por órgano (miocardio, riñones y vía urinaria, hígado, bazo, intestino, hueso, músculo) mediante máscaras anatómicas derivadas del CT; error absoluto en MTV y SUVmax por paciente; intervalos de confianza por bootstrap sobre el conjunto de prueba y análisis cualitativo de casos.</w:t>
       </w:r>
     </w:p>
     <w:bookmarkEnd w:id="21"/>
